--- a/6-过程管理/运行记录类文件/060204-项目新增服务器扩容方案.docx
+++ b/6-过程管理/运行记录类文件/060204-项目新增服务器扩容方案.docx
@@ -383,9 +383,19 @@
             <w:r>
               <w:rPr>
                 <w:rFonts w:hint="eastAsia"/>
+                <w:vertAlign w:val="baseline"/>
+                <w:lang w:val="en-US" w:eastAsia="zh-CN"/>
+              </w:rPr>
+              <w:t>审核</w:t>
+            </w:r>
+            <w:bookmarkStart w:id="25" w:name="_GoBack"/>
+            <w:bookmarkEnd w:id="25"/>
+            <w:r>
+              <w:rPr>
+                <w:rFonts w:hint="eastAsia"/>
                 <w:lang w:eastAsia="zh-CN"/>
               </w:rPr>
-              <w:t>编制时间</w:t>
+              <w:t>时间</w:t>
             </w:r>
             <w:r>
               <w:rPr>
@@ -2727,7 +2737,6 @@
         <w:pStyle w:val="29"/>
         <w:ind w:firstLine="480"/>
       </w:pPr>
-      <w:bookmarkStart w:id="25" w:name="_GoBack"/>
       <w:r>
         <w:rPr>
           <w:rFonts w:hint="eastAsia" w:eastAsia="宋体"/>
@@ -2735,7 +2744,6 @@
         </w:rPr>
         <w:t>根据我司与天津港引航中心签订的《天津港引航中心引航信息系统及设备维护服务合同》，我司</w:t>
       </w:r>
-      <w:bookmarkEnd w:id="25"/>
       <w:r>
         <w:rPr>
           <w:rFonts w:hint="eastAsia"/>
